--- a/Notes/Day 5.docx
+++ b/Notes/Day 5.docx
@@ -19,89 +19,349 @@
     </w:p>
     <w:p>
       <w:r>
-        <w:tab/>
         <w:t>Introduction to Angular Components</w:t>
       </w:r>
     </w:p>
     <w:p>
       <w:r>
-        <w:tab/>
+        <w:t>In Angular, components are the fundamental building blocks of an application. Every application is made up of more components that control a portion of the user interface(UI).</w:t>
+      </w:r>
+    </w:p>
+    <w:p>
+      <w:r>
+        <w:t>Think of a component as a self-contained UI element that consists of:</w:t>
+      </w:r>
+    </w:p>
+    <w:p>
+      <w:pPr>
+        <w:pStyle w:val="ListParagraph"/>
+        <w:numPr>
+          <w:ilvl w:val="0"/>
+          <w:numId w:val="4"/>
+        </w:numPr>
+      </w:pPr>
+      <w:r>
+        <w:t>HTML Template (View)</w:t>
+      </w:r>
+    </w:p>
+    <w:p>
+      <w:pPr>
+        <w:pStyle w:val="ListParagraph"/>
+        <w:numPr>
+          <w:ilvl w:val="0"/>
+          <w:numId w:val="4"/>
+        </w:numPr>
+      </w:pPr>
+      <w:r>
+        <w:t>TypeScript Class (Logic)</w:t>
+      </w:r>
+    </w:p>
+    <w:p>
+      <w:pPr>
+        <w:pStyle w:val="ListParagraph"/>
+        <w:numPr>
+          <w:ilvl w:val="0"/>
+          <w:numId w:val="4"/>
+        </w:numPr>
+      </w:pPr>
+      <w:r>
+        <w:t>CSS (Presentation)</w:t>
+      </w:r>
+    </w:p>
+    <w:p>
+      <w:r>
+        <w:t>e.g.</w:t>
+      </w:r>
+    </w:p>
+    <w:p>
+      <w:pPr>
+        <w:pStyle w:val="ListParagraph"/>
+        <w:numPr>
+          <w:ilvl w:val="0"/>
+          <w:numId w:val="5"/>
+        </w:numPr>
+      </w:pPr>
+      <w:r>
+        <w:t>Navigation Bar</w:t>
+      </w:r>
+    </w:p>
+    <w:p>
+      <w:pPr>
+        <w:pStyle w:val="ListParagraph"/>
+        <w:numPr>
+          <w:ilvl w:val="0"/>
+          <w:numId w:val="5"/>
+        </w:numPr>
+      </w:pPr>
+      <w:r>
+        <w:t>Login Form</w:t>
+      </w:r>
+    </w:p>
+    <w:p>
+      <w:pPr>
+        <w:pStyle w:val="ListParagraph"/>
+        <w:numPr>
+          <w:ilvl w:val="0"/>
+          <w:numId w:val="5"/>
+        </w:numPr>
+      </w:pPr>
+      <w:r>
+        <w:t>Product Card</w:t>
+      </w:r>
+    </w:p>
+    <w:p>
+      <w:pPr>
+        <w:pStyle w:val="ListParagraph"/>
+        <w:numPr>
+          <w:ilvl w:val="0"/>
+          <w:numId w:val="5"/>
+        </w:numPr>
+      </w:pPr>
+      <w:r>
+        <w:t>User Profile</w:t>
+      </w:r>
+    </w:p>
+    <w:p>
+      <w:pPr>
+        <w:pStyle w:val="ListParagraph"/>
+        <w:numPr>
+          <w:ilvl w:val="0"/>
+          <w:numId w:val="5"/>
+        </w:numPr>
+      </w:pPr>
+      <w:r>
+        <w:t>Dashboard Widgets</w:t>
+      </w:r>
+    </w:p>
+    <w:p>
+      <w:pPr>
+        <w:pStyle w:val="ListParagraph"/>
+        <w:numPr>
+          <w:ilvl w:val="0"/>
+          <w:numId w:val="5"/>
+        </w:numPr>
+      </w:pPr>
+      <w:r>
+        <w:t>Many more …</w:t>
+      </w:r>
+    </w:p>
+    <w:p>
+      <w:r>
+        <w:t>What is an Angular Component?</w:t>
+      </w:r>
+    </w:p>
+    <w:p>
+      <w:r>
+        <w:t>A component is a TypeScript Class decorated with the @Component decorator.</w:t>
+      </w:r>
+    </w:p>
+    <w:p>
+      <w:r>
+        <w:t>e.g.</w:t>
+      </w:r>
+    </w:p>
+    <w:p>
+      <w:r>
+        <w:t>import { Component } from '@angular/core';</w:t>
+      </w:r>
+    </w:p>
+    <w:p>
+      <w:r>
+        <w:t>@Component({</w:t>
+      </w:r>
+    </w:p>
+    <w:p>
+      <w:r>
+        <w:t>  selector: 'app-hello',</w:t>
+      </w:r>
+    </w:p>
+    <w:p>
+      <w:r>
+        <w:t>  template: '&lt;h1&gt;Hello Angular!&lt;/h1&gt;',</w:t>
+      </w:r>
+    </w:p>
+    <w:p>
+      <w:r>
+        <w:t>  styles: ['h1 { color: blue; }']</w:t>
+      </w:r>
+    </w:p>
+    <w:p>
+      <w:r>
+        <w:t>})</w:t>
+      </w:r>
+    </w:p>
+    <w:p>
+      <w:r>
+        <w:t>class HelloComponent {</w:t>
+      </w:r>
+    </w:p>
+    <w:p>
+      <w:r>
+        <w:t>}</w:t>
+      </w:r>
+    </w:p>
+    <w:p>
+      <w:r>
+        <w:t>export { HelloComponent };</w:t>
+      </w:r>
+    </w:p>
+    <w:p/>
+    <w:p/>
+    <w:p>
+      <w:r>
+        <w:lastRenderedPageBreak/>
+        <w:t>Anatomy of a Component</w:t>
+      </w:r>
+    </w:p>
+    <w:p>
+      <w:r>
+        <w:t>A typical Angular Component consists of three files &amp; one optional file.</w:t>
+      </w:r>
+    </w:p>
+    <w:p>
+      <w:pPr>
+        <w:pStyle w:val="ListParagraph"/>
+        <w:numPr>
+          <w:ilvl w:val="0"/>
+          <w:numId w:val="6"/>
+        </w:numPr>
+      </w:pPr>
+      <w:r>
+        <w:t>&lt;component-name&gt;.ts</w:t>
+      </w:r>
+    </w:p>
+    <w:p>
+      <w:pPr>
+        <w:pStyle w:val="ListParagraph"/>
+        <w:numPr>
+          <w:ilvl w:val="0"/>
+          <w:numId w:val="6"/>
+        </w:numPr>
+      </w:pPr>
+      <w:r>
+        <w:t>&lt;component-name&gt;.</w:t>
+      </w:r>
+      <w:r>
+        <w:t>html</w:t>
+      </w:r>
+    </w:p>
+    <w:p>
+      <w:pPr>
+        <w:pStyle w:val="ListParagraph"/>
+        <w:numPr>
+          <w:ilvl w:val="0"/>
+          <w:numId w:val="6"/>
+        </w:numPr>
+      </w:pPr>
+      <w:r>
+        <w:t>&lt;component-name&gt;.</w:t>
+      </w:r>
+      <w:r>
+        <w:t>css</w:t>
+      </w:r>
+    </w:p>
+    <w:p>
+      <w:pPr>
+        <w:pStyle w:val="ListParagraph"/>
+        <w:numPr>
+          <w:ilvl w:val="0"/>
+          <w:numId w:val="6"/>
+        </w:numPr>
+      </w:pPr>
+      <w:r>
+        <w:t>&lt;component-name&gt;.</w:t>
+      </w:r>
+      <w:r>
+        <w:t>spec.ts</w:t>
+      </w:r>
+      <w:r>
+        <w:t xml:space="preserve"> (Optional)</w:t>
+      </w:r>
+    </w:p>
+    <w:p>
+      <w:r>
         <w:t>Data Binding</w:t>
       </w:r>
     </w:p>
     <w:p>
+      <w:r>
+        <w:t>Data Binding connects component data with the view.</w:t>
+      </w:r>
+    </w:p>
+    <w:p>
+      <w:r>
+        <w:t>Angular supports four types of Data Binding:</w:t>
+      </w:r>
+    </w:p>
+    <w:p>
+      <w:pPr>
+        <w:pStyle w:val="ListParagraph"/>
+        <w:numPr>
+          <w:ilvl w:val="0"/>
+          <w:numId w:val="7"/>
+        </w:numPr>
+      </w:pPr>
+      <w:r>
+        <w:t>Interpolation</w:t>
+      </w:r>
+    </w:p>
+    <w:p>
+      <w:pPr>
+        <w:pStyle w:val="ListParagraph"/>
+        <w:numPr>
+          <w:ilvl w:val="0"/>
+          <w:numId w:val="7"/>
+        </w:numPr>
+      </w:pPr>
+      <w:r>
+        <w:t>Property Binding</w:t>
+      </w:r>
+    </w:p>
+    <w:p>
+      <w:pPr>
+        <w:pStyle w:val="ListParagraph"/>
+        <w:numPr>
+          <w:ilvl w:val="0"/>
+          <w:numId w:val="7"/>
+        </w:numPr>
+      </w:pPr>
+      <w:r>
+        <w:t>Event Binding</w:t>
+      </w:r>
+    </w:p>
+    <w:p>
+      <w:pPr>
+        <w:pStyle w:val="ListParagraph"/>
+        <w:numPr>
+          <w:ilvl w:val="0"/>
+          <w:numId w:val="7"/>
+        </w:numPr>
+      </w:pPr>
+      <w:r>
+        <w:t>Two-Way Binding</w:t>
+      </w:r>
+    </w:p>
+    <w:p>
+      <w:pPr>
+        <w:pStyle w:val="ListParagraph"/>
+        <w:ind w:left="360"/>
+      </w:pPr>
+    </w:p>
+    <w:p>
       <w:pPr>
         <w:pStyle w:val="ListParagraph"/>
         <w:numPr>
           <w:ilvl w:val="0"/>
           <w:numId w:val="1"/>
         </w:numPr>
-      </w:pPr>
-      <w:r>
-        <w:t>Interpolation in Angular</w:t>
-      </w:r>
-    </w:p>
-    <w:p>
-      <w:pPr>
-        <w:pStyle w:val="ListParagraph"/>
-        <w:numPr>
-          <w:ilvl w:val="0"/>
-          <w:numId w:val="1"/>
-        </w:numPr>
-      </w:pPr>
-      <w:r>
-        <w:t>Property Binding</w:t>
-      </w:r>
-    </w:p>
-    <w:p>
-      <w:pPr>
-        <w:pStyle w:val="ListParagraph"/>
-        <w:numPr>
-          <w:ilvl w:val="0"/>
-          <w:numId w:val="1"/>
-        </w:numPr>
-      </w:pPr>
-      <w:r>
-        <w:t>Event Binding</w:t>
-      </w:r>
-    </w:p>
-    <w:p>
-      <w:pPr>
-        <w:pStyle w:val="ListParagraph"/>
-        <w:numPr>
-          <w:ilvl w:val="0"/>
-          <w:numId w:val="1"/>
-        </w:numPr>
-      </w:pPr>
-      <w:r>
-        <w:t xml:space="preserve">Two-way Binding &amp; </w:t>
-      </w:r>
-      <w:proofErr w:type="spellStart"/>
-      <w:r>
-        <w:t>ngModel</w:t>
-      </w:r>
-      <w:proofErr w:type="spellEnd"/>
-    </w:p>
-    <w:p>
-      <w:pPr>
-        <w:pStyle w:val="ListParagraph"/>
-        <w:numPr>
-          <w:ilvl w:val="0"/>
-          <w:numId w:val="1"/>
-        </w:numPr>
-      </w:pPr>
-      <w:proofErr w:type="spellStart"/>
-      <w:r>
-        <w:t>ngModelChange</w:t>
-      </w:r>
-      <w:proofErr w:type="spellEnd"/>
-      <w:r>
-        <w:t xml:space="preserve"> &amp; Change Event</w:t>
-      </w:r>
-    </w:p>
-    <w:p>
-      <w:r>
-        <w:tab/>
+        <w:ind w:left="360"/>
+      </w:pPr>
+      <w:r>
+        <w:t>ngModelChange &amp; Change Event</w:t>
+      </w:r>
+    </w:p>
+    <w:p>
+      <w:r>
         <w:t>Adding Child Component</w:t>
       </w:r>
     </w:p>
@@ -122,11 +382,61 @@
     </w:p>
     <w:p>
       <w:r>
-        <w:tab/>
         <w:t>Angular Directives</w:t>
       </w:r>
     </w:p>
     <w:p>
+      <w:r>
+        <w:t>What is Angular Directives?</w:t>
+      </w:r>
+    </w:p>
+    <w:p>
+      <w:r>
+        <w:t>The Angular Directives helps us to manipulate the dom. You can change the appearance, behavior, or the layout of a DOM element using the Directives. They help you to extend the HTML.</w:t>
+      </w:r>
+    </w:p>
+    <w:p>
+      <w:r>
+        <w:t>There are three types of directives in Angular:</w:t>
+      </w:r>
+    </w:p>
+    <w:p>
+      <w:pPr>
+        <w:pStyle w:val="ListParagraph"/>
+        <w:numPr>
+          <w:ilvl w:val="0"/>
+          <w:numId w:val="8"/>
+        </w:numPr>
+      </w:pPr>
+      <w:r>
+        <w:t>Component Directives – These are special directives in Angular. They are the directives with template(view).</w:t>
+      </w:r>
+    </w:p>
+    <w:p>
+      <w:pPr>
+        <w:pStyle w:val="ListParagraph"/>
+        <w:numPr>
+          <w:ilvl w:val="0"/>
+          <w:numId w:val="8"/>
+        </w:numPr>
+      </w:pPr>
+      <w:r>
+        <w:t>Structural Directives</w:t>
+      </w:r>
+    </w:p>
+    <w:p>
+      <w:pPr>
+        <w:pStyle w:val="ListParagraph"/>
+        <w:numPr>
+          <w:ilvl w:val="0"/>
+          <w:numId w:val="8"/>
+        </w:numPr>
+      </w:pPr>
+      <w:r>
+        <w:t>Attribute Directives</w:t>
+      </w:r>
+    </w:p>
+    <w:p>
       <w:pPr>
         <w:pStyle w:val="ListParagraph"/>
         <w:numPr>
@@ -134,13 +444,8 @@
           <w:numId w:val="2"/>
         </w:numPr>
       </w:pPr>
-      <w:proofErr w:type="spellStart"/>
-      <w:r>
-        <w:t>ngFor</w:t>
-      </w:r>
-      <w:proofErr w:type="spellEnd"/>
-      <w:r>
-        <w:t xml:space="preserve"> </w:t>
+      <w:r>
+        <w:t xml:space="preserve">ngFor </w:t>
       </w:r>
     </w:p>
     <w:p>
@@ -151,11 +456,9 @@
           <w:numId w:val="2"/>
         </w:numPr>
       </w:pPr>
-      <w:proofErr w:type="spellStart"/>
       <w:r>
         <w:t>ngSwitch</w:t>
       </w:r>
-      <w:proofErr w:type="spellEnd"/>
     </w:p>
     <w:p>
       <w:pPr>
@@ -165,11 +468,9 @@
           <w:numId w:val="2"/>
         </w:numPr>
       </w:pPr>
-      <w:proofErr w:type="spellStart"/>
       <w:r>
         <w:t>ngIf</w:t>
       </w:r>
-      <w:proofErr w:type="spellEnd"/>
     </w:p>
     <w:p>
       <w:pPr>
@@ -179,11 +480,9 @@
           <w:numId w:val="2"/>
         </w:numPr>
       </w:pPr>
-      <w:proofErr w:type="spellStart"/>
       <w:r>
         <w:t>ngClass</w:t>
       </w:r>
-      <w:proofErr w:type="spellEnd"/>
     </w:p>
     <w:p>
       <w:pPr>
@@ -193,11 +492,9 @@
           <w:numId w:val="2"/>
         </w:numPr>
       </w:pPr>
-      <w:proofErr w:type="spellStart"/>
       <w:r>
         <w:t>ngStyle</w:t>
       </w:r>
-      <w:proofErr w:type="spellEnd"/>
     </w:p>
     <w:p>
       <w:pPr>
@@ -207,23 +504,12 @@
           <w:numId w:val="2"/>
         </w:numPr>
       </w:pPr>
-      <w:proofErr w:type="spellStart"/>
-      <w:r>
-        <w:t>ngFor</w:t>
-      </w:r>
-      <w:proofErr w:type="spellEnd"/>
-      <w:r>
-        <w:t xml:space="preserve"> </w:t>
-      </w:r>
-      <w:proofErr w:type="spellStart"/>
-      <w:r>
-        <w:t>Trackby</w:t>
-      </w:r>
-      <w:proofErr w:type="spellEnd"/>
-    </w:p>
-    <w:p>
-      <w:r>
-        <w:tab/>
+      <w:r>
+        <w:t>ngFor Trackby</w:t>
+      </w:r>
+    </w:p>
+    <w:p>
+      <w:r>
         <w:t>Custom Directive</w:t>
       </w:r>
     </w:p>
@@ -239,6 +525,7 @@
           <w:b/>
           <w:bCs/>
         </w:rPr>
+        <w:lastRenderedPageBreak/>
         <w:t>Pipes</w:t>
       </w:r>
     </w:p>
@@ -280,13 +567,8 @@
           <w:numId w:val="3"/>
         </w:numPr>
       </w:pPr>
-      <w:proofErr w:type="spellStart"/>
-      <w:r>
-        <w:t>KeyValue</w:t>
-      </w:r>
-      <w:proofErr w:type="spellEnd"/>
-      <w:r>
-        <w:t xml:space="preserve"> Pipe</w:t>
+      <w:r>
+        <w:t>KeyValue Pipe</w:t>
       </w:r>
     </w:p>
     <w:p>
@@ -427,6 +709,205 @@
     </w:lvl>
   </w:abstractNum>
   <w:abstractNum w:abstractNumId="1" w15:restartNumberingAfterBreak="0">
+    <w:nsid w:val="06FA489B"/>
+    <w:multiLevelType w:val="hybridMultilevel"/>
+    <w:tmpl w:val="63423C16"/>
+    <w:lvl w:ilvl="0" w:tplc="40090001">
+      <w:start w:val="1"/>
+      <w:numFmt w:val="bullet"/>
+      <w:lvlText w:val=""/>
+      <w:lvlJc w:val="left"/>
+      <w:pPr>
+        <w:ind w:left="720" w:hanging="360"/>
+      </w:pPr>
+      <w:rPr>
+        <w:rFonts w:ascii="Symbol" w:hAnsi="Symbol" w:hint="default"/>
+      </w:rPr>
+    </w:lvl>
+    <w:lvl w:ilvl="1" w:tplc="40090003" w:tentative="1">
+      <w:start w:val="1"/>
+      <w:numFmt w:val="bullet"/>
+      <w:lvlText w:val="o"/>
+      <w:lvlJc w:val="left"/>
+      <w:pPr>
+        <w:ind w:left="1440" w:hanging="360"/>
+      </w:pPr>
+      <w:rPr>
+        <w:rFonts w:ascii="Courier New" w:hAnsi="Courier New" w:cs="Courier New" w:hint="default"/>
+      </w:rPr>
+    </w:lvl>
+    <w:lvl w:ilvl="2" w:tplc="40090005" w:tentative="1">
+      <w:start w:val="1"/>
+      <w:numFmt w:val="bullet"/>
+      <w:lvlText w:val=""/>
+      <w:lvlJc w:val="left"/>
+      <w:pPr>
+        <w:ind w:left="2160" w:hanging="360"/>
+      </w:pPr>
+      <w:rPr>
+        <w:rFonts w:ascii="Wingdings" w:hAnsi="Wingdings" w:hint="default"/>
+      </w:rPr>
+    </w:lvl>
+    <w:lvl w:ilvl="3" w:tplc="40090001" w:tentative="1">
+      <w:start w:val="1"/>
+      <w:numFmt w:val="bullet"/>
+      <w:lvlText w:val=""/>
+      <w:lvlJc w:val="left"/>
+      <w:pPr>
+        <w:ind w:left="2880" w:hanging="360"/>
+      </w:pPr>
+      <w:rPr>
+        <w:rFonts w:ascii="Symbol" w:hAnsi="Symbol" w:hint="default"/>
+      </w:rPr>
+    </w:lvl>
+    <w:lvl w:ilvl="4" w:tplc="40090003" w:tentative="1">
+      <w:start w:val="1"/>
+      <w:numFmt w:val="bullet"/>
+      <w:lvlText w:val="o"/>
+      <w:lvlJc w:val="left"/>
+      <w:pPr>
+        <w:ind w:left="3600" w:hanging="360"/>
+      </w:pPr>
+      <w:rPr>
+        <w:rFonts w:ascii="Courier New" w:hAnsi="Courier New" w:cs="Courier New" w:hint="default"/>
+      </w:rPr>
+    </w:lvl>
+    <w:lvl w:ilvl="5" w:tplc="40090005" w:tentative="1">
+      <w:start w:val="1"/>
+      <w:numFmt w:val="bullet"/>
+      <w:lvlText w:val=""/>
+      <w:lvlJc w:val="left"/>
+      <w:pPr>
+        <w:ind w:left="4320" w:hanging="360"/>
+      </w:pPr>
+      <w:rPr>
+        <w:rFonts w:ascii="Wingdings" w:hAnsi="Wingdings" w:hint="default"/>
+      </w:rPr>
+    </w:lvl>
+    <w:lvl w:ilvl="6" w:tplc="40090001" w:tentative="1">
+      <w:start w:val="1"/>
+      <w:numFmt w:val="bullet"/>
+      <w:lvlText w:val=""/>
+      <w:lvlJc w:val="left"/>
+      <w:pPr>
+        <w:ind w:left="5040" w:hanging="360"/>
+      </w:pPr>
+      <w:rPr>
+        <w:rFonts w:ascii="Symbol" w:hAnsi="Symbol" w:hint="default"/>
+      </w:rPr>
+    </w:lvl>
+    <w:lvl w:ilvl="7" w:tplc="40090003" w:tentative="1">
+      <w:start w:val="1"/>
+      <w:numFmt w:val="bullet"/>
+      <w:lvlText w:val="o"/>
+      <w:lvlJc w:val="left"/>
+      <w:pPr>
+        <w:ind w:left="5760" w:hanging="360"/>
+      </w:pPr>
+      <w:rPr>
+        <w:rFonts w:ascii="Courier New" w:hAnsi="Courier New" w:cs="Courier New" w:hint="default"/>
+      </w:rPr>
+    </w:lvl>
+    <w:lvl w:ilvl="8" w:tplc="40090005" w:tentative="1">
+      <w:start w:val="1"/>
+      <w:numFmt w:val="bullet"/>
+      <w:lvlText w:val=""/>
+      <w:lvlJc w:val="left"/>
+      <w:pPr>
+        <w:ind w:left="6480" w:hanging="360"/>
+      </w:pPr>
+      <w:rPr>
+        <w:rFonts w:ascii="Wingdings" w:hAnsi="Wingdings" w:hint="default"/>
+      </w:rPr>
+    </w:lvl>
+  </w:abstractNum>
+  <w:abstractNum w:abstractNumId="2" w15:restartNumberingAfterBreak="0">
+    <w:nsid w:val="30445B7E"/>
+    <w:multiLevelType w:val="hybridMultilevel"/>
+    <w:tmpl w:val="883CFB44"/>
+    <w:lvl w:ilvl="0" w:tplc="FFFFFFFF">
+      <w:start w:val="1"/>
+      <w:numFmt w:val="lowerLetter"/>
+      <w:lvlText w:val="%1)"/>
+      <w:lvlJc w:val="left"/>
+      <w:pPr>
+        <w:ind w:left="360" w:hanging="360"/>
+      </w:pPr>
+    </w:lvl>
+    <w:lvl w:ilvl="1" w:tplc="40090019" w:tentative="1">
+      <w:start w:val="1"/>
+      <w:numFmt w:val="lowerLetter"/>
+      <w:lvlText w:val="%2."/>
+      <w:lvlJc w:val="left"/>
+      <w:pPr>
+        <w:ind w:left="-360" w:hanging="360"/>
+      </w:pPr>
+    </w:lvl>
+    <w:lvl w:ilvl="2" w:tplc="4009001B" w:tentative="1">
+      <w:start w:val="1"/>
+      <w:numFmt w:val="lowerRoman"/>
+      <w:lvlText w:val="%3."/>
+      <w:lvlJc w:val="right"/>
+      <w:pPr>
+        <w:ind w:left="360" w:hanging="180"/>
+      </w:pPr>
+    </w:lvl>
+    <w:lvl w:ilvl="3" w:tplc="4009000F" w:tentative="1">
+      <w:start w:val="1"/>
+      <w:numFmt w:val="decimal"/>
+      <w:lvlText w:val="%4."/>
+      <w:lvlJc w:val="left"/>
+      <w:pPr>
+        <w:ind w:left="1080" w:hanging="360"/>
+      </w:pPr>
+    </w:lvl>
+    <w:lvl w:ilvl="4" w:tplc="40090019" w:tentative="1">
+      <w:start w:val="1"/>
+      <w:numFmt w:val="lowerLetter"/>
+      <w:lvlText w:val="%5."/>
+      <w:lvlJc w:val="left"/>
+      <w:pPr>
+        <w:ind w:left="1800" w:hanging="360"/>
+      </w:pPr>
+    </w:lvl>
+    <w:lvl w:ilvl="5" w:tplc="4009001B" w:tentative="1">
+      <w:start w:val="1"/>
+      <w:numFmt w:val="lowerRoman"/>
+      <w:lvlText w:val="%6."/>
+      <w:lvlJc w:val="right"/>
+      <w:pPr>
+        <w:ind w:left="2520" w:hanging="180"/>
+      </w:pPr>
+    </w:lvl>
+    <w:lvl w:ilvl="6" w:tplc="4009000F" w:tentative="1">
+      <w:start w:val="1"/>
+      <w:numFmt w:val="decimal"/>
+      <w:lvlText w:val="%7."/>
+      <w:lvlJc w:val="left"/>
+      <w:pPr>
+        <w:ind w:left="3240" w:hanging="360"/>
+      </w:pPr>
+    </w:lvl>
+    <w:lvl w:ilvl="7" w:tplc="40090019" w:tentative="1">
+      <w:start w:val="1"/>
+      <w:numFmt w:val="lowerLetter"/>
+      <w:lvlText w:val="%8."/>
+      <w:lvlJc w:val="left"/>
+      <w:pPr>
+        <w:ind w:left="3960" w:hanging="360"/>
+      </w:pPr>
+    </w:lvl>
+    <w:lvl w:ilvl="8" w:tplc="4009001B" w:tentative="1">
+      <w:start w:val="1"/>
+      <w:numFmt w:val="lowerRoman"/>
+      <w:lvlText w:val="%9."/>
+      <w:lvlJc w:val="right"/>
+      <w:pPr>
+        <w:ind w:left="4680" w:hanging="180"/>
+      </w:pPr>
+    </w:lvl>
+  </w:abstractNum>
+  <w:abstractNum w:abstractNumId="3" w15:restartNumberingAfterBreak="0">
     <w:nsid w:val="43CB736E"/>
     <w:multiLevelType w:val="hybridMultilevel"/>
     <w:tmpl w:val="41F479D4"/>
@@ -436,110 +917,309 @@
       <w:lvlText w:val=""/>
       <w:lvlJc w:val="left"/>
       <w:pPr>
+        <w:ind w:left="360" w:hanging="360"/>
+      </w:pPr>
+      <w:rPr>
+        <w:rFonts w:ascii="Symbol" w:hAnsi="Symbol" w:hint="default"/>
+      </w:rPr>
+    </w:lvl>
+    <w:lvl w:ilvl="1" w:tplc="40090003">
+      <w:start w:val="1"/>
+      <w:numFmt w:val="bullet"/>
+      <w:lvlText w:val="o"/>
+      <w:lvlJc w:val="left"/>
+      <w:pPr>
         <w:ind w:left="1080" w:hanging="360"/>
       </w:pPr>
       <w:rPr>
+        <w:rFonts w:ascii="Courier New" w:hAnsi="Courier New" w:cs="Courier New" w:hint="default"/>
+      </w:rPr>
+    </w:lvl>
+    <w:lvl w:ilvl="2" w:tplc="40090005">
+      <w:start w:val="1"/>
+      <w:numFmt w:val="bullet"/>
+      <w:lvlText w:val=""/>
+      <w:lvlJc w:val="left"/>
+      <w:pPr>
+        <w:ind w:left="1800" w:hanging="360"/>
+      </w:pPr>
+      <w:rPr>
+        <w:rFonts w:ascii="Wingdings" w:hAnsi="Wingdings" w:hint="default"/>
+      </w:rPr>
+    </w:lvl>
+    <w:lvl w:ilvl="3" w:tplc="40090001" w:tentative="1">
+      <w:start w:val="1"/>
+      <w:numFmt w:val="bullet"/>
+      <w:lvlText w:val=""/>
+      <w:lvlJc w:val="left"/>
+      <w:pPr>
+        <w:ind w:left="2520" w:hanging="360"/>
+      </w:pPr>
+      <w:rPr>
         <w:rFonts w:ascii="Symbol" w:hAnsi="Symbol" w:hint="default"/>
       </w:rPr>
     </w:lvl>
-    <w:lvl w:ilvl="1" w:tplc="40090003">
+    <w:lvl w:ilvl="4" w:tplc="40090003" w:tentative="1">
       <w:start w:val="1"/>
       <w:numFmt w:val="bullet"/>
       <w:lvlText w:val="o"/>
       <w:lvlJc w:val="left"/>
       <w:pPr>
+        <w:ind w:left="3240" w:hanging="360"/>
+      </w:pPr>
+      <w:rPr>
+        <w:rFonts w:ascii="Courier New" w:hAnsi="Courier New" w:cs="Courier New" w:hint="default"/>
+      </w:rPr>
+    </w:lvl>
+    <w:lvl w:ilvl="5" w:tplc="40090005" w:tentative="1">
+      <w:start w:val="1"/>
+      <w:numFmt w:val="bullet"/>
+      <w:lvlText w:val=""/>
+      <w:lvlJc w:val="left"/>
+      <w:pPr>
+        <w:ind w:left="3960" w:hanging="360"/>
+      </w:pPr>
+      <w:rPr>
+        <w:rFonts w:ascii="Wingdings" w:hAnsi="Wingdings" w:hint="default"/>
+      </w:rPr>
+    </w:lvl>
+    <w:lvl w:ilvl="6" w:tplc="40090001" w:tentative="1">
+      <w:start w:val="1"/>
+      <w:numFmt w:val="bullet"/>
+      <w:lvlText w:val=""/>
+      <w:lvlJc w:val="left"/>
+      <w:pPr>
+        <w:ind w:left="4680" w:hanging="360"/>
+      </w:pPr>
+      <w:rPr>
+        <w:rFonts w:ascii="Symbol" w:hAnsi="Symbol" w:hint="default"/>
+      </w:rPr>
+    </w:lvl>
+    <w:lvl w:ilvl="7" w:tplc="40090003" w:tentative="1">
+      <w:start w:val="1"/>
+      <w:numFmt w:val="bullet"/>
+      <w:lvlText w:val="o"/>
+      <w:lvlJc w:val="left"/>
+      <w:pPr>
+        <w:ind w:left="5400" w:hanging="360"/>
+      </w:pPr>
+      <w:rPr>
+        <w:rFonts w:ascii="Courier New" w:hAnsi="Courier New" w:cs="Courier New" w:hint="default"/>
+      </w:rPr>
+    </w:lvl>
+    <w:lvl w:ilvl="8" w:tplc="40090005" w:tentative="1">
+      <w:start w:val="1"/>
+      <w:numFmt w:val="bullet"/>
+      <w:lvlText w:val=""/>
+      <w:lvlJc w:val="left"/>
+      <w:pPr>
+        <w:ind w:left="6120" w:hanging="360"/>
+      </w:pPr>
+      <w:rPr>
+        <w:rFonts w:ascii="Wingdings" w:hAnsi="Wingdings" w:hint="default"/>
+      </w:rPr>
+    </w:lvl>
+  </w:abstractNum>
+  <w:abstractNum w:abstractNumId="4" w15:restartNumberingAfterBreak="0">
+    <w:nsid w:val="4C337BEE"/>
+    <w:multiLevelType w:val="hybridMultilevel"/>
+    <w:tmpl w:val="4606DA3E"/>
+    <w:lvl w:ilvl="0" w:tplc="40090001">
+      <w:start w:val="1"/>
+      <w:numFmt w:val="bullet"/>
+      <w:lvlText w:val=""/>
+      <w:lvlJc w:val="left"/>
+      <w:pPr>
+        <w:ind w:left="720" w:hanging="360"/>
+      </w:pPr>
+      <w:rPr>
+        <w:rFonts w:ascii="Symbol" w:hAnsi="Symbol" w:hint="default"/>
+      </w:rPr>
+    </w:lvl>
+    <w:lvl w:ilvl="1" w:tplc="40090003" w:tentative="1">
+      <w:start w:val="1"/>
+      <w:numFmt w:val="bullet"/>
+      <w:lvlText w:val="o"/>
+      <w:lvlJc w:val="left"/>
+      <w:pPr>
+        <w:ind w:left="1440" w:hanging="360"/>
+      </w:pPr>
+      <w:rPr>
+        <w:rFonts w:ascii="Courier New" w:hAnsi="Courier New" w:cs="Courier New" w:hint="default"/>
+      </w:rPr>
+    </w:lvl>
+    <w:lvl w:ilvl="2" w:tplc="40090005" w:tentative="1">
+      <w:start w:val="1"/>
+      <w:numFmt w:val="bullet"/>
+      <w:lvlText w:val=""/>
+      <w:lvlJc w:val="left"/>
+      <w:pPr>
+        <w:ind w:left="2160" w:hanging="360"/>
+      </w:pPr>
+      <w:rPr>
+        <w:rFonts w:ascii="Wingdings" w:hAnsi="Wingdings" w:hint="default"/>
+      </w:rPr>
+    </w:lvl>
+    <w:lvl w:ilvl="3" w:tplc="40090001" w:tentative="1">
+      <w:start w:val="1"/>
+      <w:numFmt w:val="bullet"/>
+      <w:lvlText w:val=""/>
+      <w:lvlJc w:val="left"/>
+      <w:pPr>
+        <w:ind w:left="2880" w:hanging="360"/>
+      </w:pPr>
+      <w:rPr>
+        <w:rFonts w:ascii="Symbol" w:hAnsi="Symbol" w:hint="default"/>
+      </w:rPr>
+    </w:lvl>
+    <w:lvl w:ilvl="4" w:tplc="40090003" w:tentative="1">
+      <w:start w:val="1"/>
+      <w:numFmt w:val="bullet"/>
+      <w:lvlText w:val="o"/>
+      <w:lvlJc w:val="left"/>
+      <w:pPr>
+        <w:ind w:left="3600" w:hanging="360"/>
+      </w:pPr>
+      <w:rPr>
+        <w:rFonts w:ascii="Courier New" w:hAnsi="Courier New" w:cs="Courier New" w:hint="default"/>
+      </w:rPr>
+    </w:lvl>
+    <w:lvl w:ilvl="5" w:tplc="40090005" w:tentative="1">
+      <w:start w:val="1"/>
+      <w:numFmt w:val="bullet"/>
+      <w:lvlText w:val=""/>
+      <w:lvlJc w:val="left"/>
+      <w:pPr>
+        <w:ind w:left="4320" w:hanging="360"/>
+      </w:pPr>
+      <w:rPr>
+        <w:rFonts w:ascii="Wingdings" w:hAnsi="Wingdings" w:hint="default"/>
+      </w:rPr>
+    </w:lvl>
+    <w:lvl w:ilvl="6" w:tplc="40090001" w:tentative="1">
+      <w:start w:val="1"/>
+      <w:numFmt w:val="bullet"/>
+      <w:lvlText w:val=""/>
+      <w:lvlJc w:val="left"/>
+      <w:pPr>
+        <w:ind w:left="5040" w:hanging="360"/>
+      </w:pPr>
+      <w:rPr>
+        <w:rFonts w:ascii="Symbol" w:hAnsi="Symbol" w:hint="default"/>
+      </w:rPr>
+    </w:lvl>
+    <w:lvl w:ilvl="7" w:tplc="40090003" w:tentative="1">
+      <w:start w:val="1"/>
+      <w:numFmt w:val="bullet"/>
+      <w:lvlText w:val="o"/>
+      <w:lvlJc w:val="left"/>
+      <w:pPr>
+        <w:ind w:left="5760" w:hanging="360"/>
+      </w:pPr>
+      <w:rPr>
+        <w:rFonts w:ascii="Courier New" w:hAnsi="Courier New" w:cs="Courier New" w:hint="default"/>
+      </w:rPr>
+    </w:lvl>
+    <w:lvl w:ilvl="8" w:tplc="40090005" w:tentative="1">
+      <w:start w:val="1"/>
+      <w:numFmt w:val="bullet"/>
+      <w:lvlText w:val=""/>
+      <w:lvlJc w:val="left"/>
+      <w:pPr>
+        <w:ind w:left="6480" w:hanging="360"/>
+      </w:pPr>
+      <w:rPr>
+        <w:rFonts w:ascii="Wingdings" w:hAnsi="Wingdings" w:hint="default"/>
+      </w:rPr>
+    </w:lvl>
+  </w:abstractNum>
+  <w:abstractNum w:abstractNumId="5" w15:restartNumberingAfterBreak="0">
+    <w:nsid w:val="539533A6"/>
+    <w:multiLevelType w:val="hybridMultilevel"/>
+    <w:tmpl w:val="4D0C3738"/>
+    <w:lvl w:ilvl="0" w:tplc="4009000F">
+      <w:start w:val="1"/>
+      <w:numFmt w:val="decimal"/>
+      <w:lvlText w:val="%1."/>
+      <w:lvlJc w:val="left"/>
+      <w:pPr>
+        <w:ind w:left="360" w:hanging="360"/>
+      </w:pPr>
+    </w:lvl>
+    <w:lvl w:ilvl="1" w:tplc="40090019" w:tentative="1">
+      <w:start w:val="1"/>
+      <w:numFmt w:val="lowerLetter"/>
+      <w:lvlText w:val="%2."/>
+      <w:lvlJc w:val="left"/>
+      <w:pPr>
+        <w:ind w:left="-360" w:hanging="360"/>
+      </w:pPr>
+    </w:lvl>
+    <w:lvl w:ilvl="2" w:tplc="4009001B" w:tentative="1">
+      <w:start w:val="1"/>
+      <w:numFmt w:val="lowerRoman"/>
+      <w:lvlText w:val="%3."/>
+      <w:lvlJc w:val="right"/>
+      <w:pPr>
+        <w:ind w:left="360" w:hanging="180"/>
+      </w:pPr>
+    </w:lvl>
+    <w:lvl w:ilvl="3" w:tplc="4009000F" w:tentative="1">
+      <w:start w:val="1"/>
+      <w:numFmt w:val="decimal"/>
+      <w:lvlText w:val="%4."/>
+      <w:lvlJc w:val="left"/>
+      <w:pPr>
+        <w:ind w:left="1080" w:hanging="360"/>
+      </w:pPr>
+    </w:lvl>
+    <w:lvl w:ilvl="4" w:tplc="40090019" w:tentative="1">
+      <w:start w:val="1"/>
+      <w:numFmt w:val="lowerLetter"/>
+      <w:lvlText w:val="%5."/>
+      <w:lvlJc w:val="left"/>
+      <w:pPr>
         <w:ind w:left="1800" w:hanging="360"/>
       </w:pPr>
-      <w:rPr>
-        <w:rFonts w:ascii="Courier New" w:hAnsi="Courier New" w:cs="Courier New" w:hint="default"/>
-      </w:rPr>
-    </w:lvl>
-    <w:lvl w:ilvl="2" w:tplc="40090005">
-      <w:start w:val="1"/>
-      <w:numFmt w:val="bullet"/>
-      <w:lvlText w:val=""/>
-      <w:lvlJc w:val="left"/>
-      <w:pPr>
-        <w:ind w:left="2520" w:hanging="360"/>
-      </w:pPr>
-      <w:rPr>
-        <w:rFonts w:ascii="Wingdings" w:hAnsi="Wingdings" w:hint="default"/>
-      </w:rPr>
-    </w:lvl>
-    <w:lvl w:ilvl="3" w:tplc="40090001" w:tentative="1">
-      <w:start w:val="1"/>
-      <w:numFmt w:val="bullet"/>
-      <w:lvlText w:val=""/>
+    </w:lvl>
+    <w:lvl w:ilvl="5" w:tplc="4009001B" w:tentative="1">
+      <w:start w:val="1"/>
+      <w:numFmt w:val="lowerRoman"/>
+      <w:lvlText w:val="%6."/>
+      <w:lvlJc w:val="right"/>
+      <w:pPr>
+        <w:ind w:left="2520" w:hanging="180"/>
+      </w:pPr>
+    </w:lvl>
+    <w:lvl w:ilvl="6" w:tplc="4009000F" w:tentative="1">
+      <w:start w:val="1"/>
+      <w:numFmt w:val="decimal"/>
+      <w:lvlText w:val="%7."/>
       <w:lvlJc w:val="left"/>
       <w:pPr>
         <w:ind w:left="3240" w:hanging="360"/>
       </w:pPr>
-      <w:rPr>
-        <w:rFonts w:ascii="Symbol" w:hAnsi="Symbol" w:hint="default"/>
-      </w:rPr>
-    </w:lvl>
-    <w:lvl w:ilvl="4" w:tplc="40090003" w:tentative="1">
-      <w:start w:val="1"/>
-      <w:numFmt w:val="bullet"/>
-      <w:lvlText w:val="o"/>
+    </w:lvl>
+    <w:lvl w:ilvl="7" w:tplc="40090019" w:tentative="1">
+      <w:start w:val="1"/>
+      <w:numFmt w:val="lowerLetter"/>
+      <w:lvlText w:val="%8."/>
       <w:lvlJc w:val="left"/>
       <w:pPr>
         <w:ind w:left="3960" w:hanging="360"/>
       </w:pPr>
-      <w:rPr>
-        <w:rFonts w:ascii="Courier New" w:hAnsi="Courier New" w:cs="Courier New" w:hint="default"/>
-      </w:rPr>
-    </w:lvl>
-    <w:lvl w:ilvl="5" w:tplc="40090005" w:tentative="1">
-      <w:start w:val="1"/>
-      <w:numFmt w:val="bullet"/>
-      <w:lvlText w:val=""/>
-      <w:lvlJc w:val="left"/>
-      <w:pPr>
-        <w:ind w:left="4680" w:hanging="360"/>
-      </w:pPr>
-      <w:rPr>
-        <w:rFonts w:ascii="Wingdings" w:hAnsi="Wingdings" w:hint="default"/>
-      </w:rPr>
-    </w:lvl>
-    <w:lvl w:ilvl="6" w:tplc="40090001" w:tentative="1">
-      <w:start w:val="1"/>
-      <w:numFmt w:val="bullet"/>
-      <w:lvlText w:val=""/>
-      <w:lvlJc w:val="left"/>
-      <w:pPr>
-        <w:ind w:left="5400" w:hanging="360"/>
-      </w:pPr>
-      <w:rPr>
-        <w:rFonts w:ascii="Symbol" w:hAnsi="Symbol" w:hint="default"/>
-      </w:rPr>
-    </w:lvl>
-    <w:lvl w:ilvl="7" w:tplc="40090003" w:tentative="1">
-      <w:start w:val="1"/>
-      <w:numFmt w:val="bullet"/>
-      <w:lvlText w:val="o"/>
-      <w:lvlJc w:val="left"/>
-      <w:pPr>
-        <w:ind w:left="6120" w:hanging="360"/>
-      </w:pPr>
-      <w:rPr>
-        <w:rFonts w:ascii="Courier New" w:hAnsi="Courier New" w:cs="Courier New" w:hint="default"/>
-      </w:rPr>
-    </w:lvl>
-    <w:lvl w:ilvl="8" w:tplc="40090005" w:tentative="1">
-      <w:start w:val="1"/>
-      <w:numFmt w:val="bullet"/>
-      <w:lvlText w:val=""/>
-      <w:lvlJc w:val="left"/>
-      <w:pPr>
-        <w:ind w:left="6840" w:hanging="360"/>
-      </w:pPr>
-      <w:rPr>
-        <w:rFonts w:ascii="Wingdings" w:hAnsi="Wingdings" w:hint="default"/>
-      </w:rPr>
+    </w:lvl>
+    <w:lvl w:ilvl="8" w:tplc="4009001B" w:tentative="1">
+      <w:start w:val="1"/>
+      <w:numFmt w:val="lowerRoman"/>
+      <w:lvlText w:val="%9."/>
+      <w:lvlJc w:val="right"/>
+      <w:pPr>
+        <w:ind w:left="4680" w:hanging="180"/>
+      </w:pPr>
     </w:lvl>
   </w:abstractNum>
-  <w:abstractNum w:abstractNumId="2" w15:restartNumberingAfterBreak="0">
+  <w:abstractNum w:abstractNumId="6" w15:restartNumberingAfterBreak="0">
     <w:nsid w:val="5F691C7B"/>
     <w:multiLevelType w:val="hybridMultilevel"/>
     <w:tmpl w:val="7D7677AA"/>
@@ -646,6 +1326,119 @@
       <w:lvlJc w:val="left"/>
       <w:pPr>
         <w:ind w:left="6840" w:hanging="360"/>
+      </w:pPr>
+      <w:rPr>
+        <w:rFonts w:ascii="Wingdings" w:hAnsi="Wingdings" w:hint="default"/>
+      </w:rPr>
+    </w:lvl>
+  </w:abstractNum>
+  <w:abstractNum w:abstractNumId="7" w15:restartNumberingAfterBreak="0">
+    <w:nsid w:val="63B279BC"/>
+    <w:multiLevelType w:val="hybridMultilevel"/>
+    <w:tmpl w:val="D5582450"/>
+    <w:lvl w:ilvl="0" w:tplc="40090001">
+      <w:start w:val="1"/>
+      <w:numFmt w:val="bullet"/>
+      <w:lvlText w:val=""/>
+      <w:lvlJc w:val="left"/>
+      <w:pPr>
+        <w:ind w:left="720" w:hanging="360"/>
+      </w:pPr>
+      <w:rPr>
+        <w:rFonts w:ascii="Symbol" w:hAnsi="Symbol" w:hint="default"/>
+      </w:rPr>
+    </w:lvl>
+    <w:lvl w:ilvl="1" w:tplc="40090003" w:tentative="1">
+      <w:start w:val="1"/>
+      <w:numFmt w:val="bullet"/>
+      <w:lvlText w:val="o"/>
+      <w:lvlJc w:val="left"/>
+      <w:pPr>
+        <w:ind w:left="1440" w:hanging="360"/>
+      </w:pPr>
+      <w:rPr>
+        <w:rFonts w:ascii="Courier New" w:hAnsi="Courier New" w:cs="Courier New" w:hint="default"/>
+      </w:rPr>
+    </w:lvl>
+    <w:lvl w:ilvl="2" w:tplc="40090005" w:tentative="1">
+      <w:start w:val="1"/>
+      <w:numFmt w:val="bullet"/>
+      <w:lvlText w:val=""/>
+      <w:lvlJc w:val="left"/>
+      <w:pPr>
+        <w:ind w:left="2160" w:hanging="360"/>
+      </w:pPr>
+      <w:rPr>
+        <w:rFonts w:ascii="Wingdings" w:hAnsi="Wingdings" w:hint="default"/>
+      </w:rPr>
+    </w:lvl>
+    <w:lvl w:ilvl="3" w:tplc="40090001" w:tentative="1">
+      <w:start w:val="1"/>
+      <w:numFmt w:val="bullet"/>
+      <w:lvlText w:val=""/>
+      <w:lvlJc w:val="left"/>
+      <w:pPr>
+        <w:ind w:left="2880" w:hanging="360"/>
+      </w:pPr>
+      <w:rPr>
+        <w:rFonts w:ascii="Symbol" w:hAnsi="Symbol" w:hint="default"/>
+      </w:rPr>
+    </w:lvl>
+    <w:lvl w:ilvl="4" w:tplc="40090003" w:tentative="1">
+      <w:start w:val="1"/>
+      <w:numFmt w:val="bullet"/>
+      <w:lvlText w:val="o"/>
+      <w:lvlJc w:val="left"/>
+      <w:pPr>
+        <w:ind w:left="3600" w:hanging="360"/>
+      </w:pPr>
+      <w:rPr>
+        <w:rFonts w:ascii="Courier New" w:hAnsi="Courier New" w:cs="Courier New" w:hint="default"/>
+      </w:rPr>
+    </w:lvl>
+    <w:lvl w:ilvl="5" w:tplc="40090005" w:tentative="1">
+      <w:start w:val="1"/>
+      <w:numFmt w:val="bullet"/>
+      <w:lvlText w:val=""/>
+      <w:lvlJc w:val="left"/>
+      <w:pPr>
+        <w:ind w:left="4320" w:hanging="360"/>
+      </w:pPr>
+      <w:rPr>
+        <w:rFonts w:ascii="Wingdings" w:hAnsi="Wingdings" w:hint="default"/>
+      </w:rPr>
+    </w:lvl>
+    <w:lvl w:ilvl="6" w:tplc="40090001" w:tentative="1">
+      <w:start w:val="1"/>
+      <w:numFmt w:val="bullet"/>
+      <w:lvlText w:val=""/>
+      <w:lvlJc w:val="left"/>
+      <w:pPr>
+        <w:ind w:left="5040" w:hanging="360"/>
+      </w:pPr>
+      <w:rPr>
+        <w:rFonts w:ascii="Symbol" w:hAnsi="Symbol" w:hint="default"/>
+      </w:rPr>
+    </w:lvl>
+    <w:lvl w:ilvl="7" w:tplc="40090003" w:tentative="1">
+      <w:start w:val="1"/>
+      <w:numFmt w:val="bullet"/>
+      <w:lvlText w:val="o"/>
+      <w:lvlJc w:val="left"/>
+      <w:pPr>
+        <w:ind w:left="5760" w:hanging="360"/>
+      </w:pPr>
+      <w:rPr>
+        <w:rFonts w:ascii="Courier New" w:hAnsi="Courier New" w:cs="Courier New" w:hint="default"/>
+      </w:rPr>
+    </w:lvl>
+    <w:lvl w:ilvl="8" w:tplc="40090005" w:tentative="1">
+      <w:start w:val="1"/>
+      <w:numFmt w:val="bullet"/>
+      <w:lvlText w:val=""/>
+      <w:lvlJc w:val="left"/>
+      <w:pPr>
+        <w:ind w:left="6480" w:hanging="360"/>
       </w:pPr>
       <w:rPr>
         <w:rFonts w:ascii="Wingdings" w:hAnsi="Wingdings" w:hint="default"/>
@@ -656,10 +1449,25 @@
     <w:abstractNumId w:val="0"/>
   </w:num>
   <w:num w:numId="2" w16cid:durableId="355808200">
+    <w:abstractNumId w:val="3"/>
+  </w:num>
+  <w:num w:numId="3" w16cid:durableId="940837506">
+    <w:abstractNumId w:val="6"/>
+  </w:num>
+  <w:num w:numId="4" w16cid:durableId="1603344914">
+    <w:abstractNumId w:val="7"/>
+  </w:num>
+  <w:num w:numId="5" w16cid:durableId="1240478492">
     <w:abstractNumId w:val="1"/>
   </w:num>
-  <w:num w:numId="3" w16cid:durableId="940837506">
+  <w:num w:numId="6" w16cid:durableId="421266230">
+    <w:abstractNumId w:val="4"/>
+  </w:num>
+  <w:num w:numId="7" w16cid:durableId="1076048012">
     <w:abstractNumId w:val="2"/>
+  </w:num>
+  <w:num w:numId="8" w16cid:durableId="1504783427">
+    <w:abstractNumId w:val="5"/>
   </w:num>
 </w:numbering>
 </file>
@@ -1267,7 +2075,6 @@
   <w:style w:type="character" w:default="1" w:styleId="DefaultParagraphFont">
     <w:name w:val="Default Paragraph Font"/>
     <w:uiPriority w:val="1"/>
-    <w:semiHidden/>
     <w:unhideWhenUsed/>
   </w:style>
   <w:style w:type="table" w:default="1" w:styleId="TableNormal">

--- a/Notes/Day 5.docx
+++ b/Notes/Day 5.docx
@@ -24,7 +24,15 @@
     </w:p>
     <w:p>
       <w:r>
-        <w:t>In Angular, components are the fundamental building blocks of an application. Every application is made up of more components that control a portion of the user interface(UI).</w:t>
+        <w:t xml:space="preserve">In Angular, components are the fundamental building blocks of an application. Every application is made up of more components that control a portion of the user </w:t>
+      </w:r>
+      <w:proofErr w:type="gramStart"/>
+      <w:r>
+        <w:t>interface(</w:t>
+      </w:r>
+      <w:proofErr w:type="gramEnd"/>
+      <w:r>
+        <w:t>UI).</w:t>
       </w:r>
     </w:p>
     <w:p>
@@ -162,12 +170,28 @@
     </w:p>
     <w:p>
       <w:r>
-        <w:t>import { Component } from '@angular/core';</w:t>
-      </w:r>
-    </w:p>
-    <w:p>
-      <w:r>
-        <w:t>@Component({</w:t>
+        <w:t xml:space="preserve">import </w:t>
+      </w:r>
+      <w:proofErr w:type="gramStart"/>
+      <w:r>
+        <w:t>{ Component</w:t>
+      </w:r>
+      <w:proofErr w:type="gramEnd"/>
+      <w:r>
+        <w:t xml:space="preserve"> } from '@angular/core';</w:t>
+      </w:r>
+    </w:p>
+    <w:p>
+      <w:r>
+        <w:t>@</w:t>
+      </w:r>
+      <w:proofErr w:type="gramStart"/>
+      <w:r>
+        <w:t>Component(</w:t>
+      </w:r>
+      <w:proofErr w:type="gramEnd"/>
+      <w:r>
+        <w:t>{</w:t>
       </w:r>
     </w:p>
     <w:p>
@@ -177,12 +201,41 @@
     </w:p>
     <w:p>
       <w:r>
-        <w:t>  template: '&lt;h1&gt;Hello Angular!&lt;/h1&gt;',</w:t>
-      </w:r>
-    </w:p>
-    <w:p>
-      <w:r>
-        <w:t>  styles: ['h1 { color: blue; }']</w:t>
+        <w:t xml:space="preserve">  template: '&lt;h1&gt;Hello </w:t>
+      </w:r>
+      <w:proofErr w:type="gramStart"/>
+      <w:r>
+        <w:t>Angular!&lt;</w:t>
+      </w:r>
+      <w:proofErr w:type="gramEnd"/>
+      <w:r>
+        <w:t>/h1&gt;',</w:t>
+      </w:r>
+    </w:p>
+    <w:p>
+      <w:r>
+        <w:t xml:space="preserve">  styles: ['h1 </w:t>
+      </w:r>
+      <w:proofErr w:type="gramStart"/>
+      <w:r>
+        <w:t xml:space="preserve">{ </w:t>
+      </w:r>
+      <w:proofErr w:type="spellStart"/>
+      <w:r>
+        <w:t>color</w:t>
+      </w:r>
+      <w:proofErr w:type="spellEnd"/>
+      <w:proofErr w:type="gramEnd"/>
+      <w:r>
+        <w:t>: blue</w:t>
+      </w:r>
+      <w:proofErr w:type="gramStart"/>
+      <w:r>
+        <w:t>; }</w:t>
+      </w:r>
+      <w:proofErr w:type="gramEnd"/>
+      <w:r>
+        <w:t>']</w:t>
       </w:r>
     </w:p>
     <w:p>
@@ -192,7 +245,15 @@
     </w:p>
     <w:p>
       <w:r>
-        <w:t>class HelloComponent {</w:t>
+        <w:t xml:space="preserve">class </w:t>
+      </w:r>
+      <w:proofErr w:type="spellStart"/>
+      <w:r>
+        <w:t>HelloComponent</w:t>
+      </w:r>
+      <w:proofErr w:type="spellEnd"/>
+      <w:r>
+        <w:t xml:space="preserve"> {</w:t>
       </w:r>
     </w:p>
     <w:p>
@@ -202,7 +263,20 @@
     </w:p>
     <w:p>
       <w:r>
-        <w:t>export { HelloComponent };</w:t>
+        <w:t xml:space="preserve">export </w:t>
+      </w:r>
+      <w:proofErr w:type="gramStart"/>
+      <w:r>
+        <w:t xml:space="preserve">{ </w:t>
+      </w:r>
+      <w:proofErr w:type="spellStart"/>
+      <w:r>
+        <w:t>HelloComponent</w:t>
+      </w:r>
+      <w:proofErr w:type="spellEnd"/>
+      <w:proofErr w:type="gramEnd"/>
+      <w:r>
+        <w:t xml:space="preserve"> };</w:t>
       </w:r>
     </w:p>
     <w:p/>
@@ -227,8 +301,13 @@
         </w:numPr>
       </w:pPr>
       <w:r>
-        <w:t>&lt;component-name&gt;.ts</w:t>
-      </w:r>
+        <w:t>&lt;component-name&gt;.</w:t>
+      </w:r>
+      <w:proofErr w:type="spellStart"/>
+      <w:r>
+        <w:t>ts</w:t>
+      </w:r>
+      <w:proofErr w:type="spellEnd"/>
     </w:p>
     <w:p>
       <w:pPr>
@@ -256,9 +335,11 @@
       <w:r>
         <w:t>&lt;component-name&gt;.</w:t>
       </w:r>
+      <w:proofErr w:type="spellStart"/>
       <w:r>
         <w:t>css</w:t>
       </w:r>
+      <w:proofErr w:type="spellEnd"/>
     </w:p>
     <w:p>
       <w:pPr>
@@ -269,11 +350,21 @@
         </w:numPr>
       </w:pPr>
       <w:r>
-        <w:t>&lt;component-name&gt;.</w:t>
-      </w:r>
-      <w:r>
-        <w:t>spec.ts</w:t>
-      </w:r>
+        <w:t>&lt;component-name</w:t>
+      </w:r>
+      <w:proofErr w:type="gramStart"/>
+      <w:r>
+        <w:t>&gt;.</w:t>
+      </w:r>
+      <w:proofErr w:type="spellStart"/>
+      <w:r>
+        <w:t>spec</w:t>
+      </w:r>
+      <w:proofErr w:type="gramEnd"/>
+      <w:r>
+        <w:t>.ts</w:t>
+      </w:r>
+      <w:proofErr w:type="spellEnd"/>
       <w:r>
         <w:t xml:space="preserve"> (Optional)</w:t>
       </w:r>
@@ -356,8 +447,13 @@
         </w:numPr>
         <w:ind w:left="360"/>
       </w:pPr>
-      <w:r>
-        <w:t>ngModelChange &amp; Change Event</w:t>
+      <w:proofErr w:type="spellStart"/>
+      <w:r>
+        <w:t>ngModelChange</w:t>
+      </w:r>
+      <w:proofErr w:type="spellEnd"/>
+      <w:r>
+        <w:t xml:space="preserve"> &amp; Change Event</w:t>
       </w:r>
     </w:p>
     <w:p>
@@ -387,7 +483,15 @@
     </w:p>
     <w:p>
       <w:r>
-        <w:t>What is Angular Directives?</w:t>
+        <w:t xml:space="preserve">What </w:t>
+      </w:r>
+      <w:proofErr w:type="gramStart"/>
+      <w:r>
+        <w:t>is</w:t>
+      </w:r>
+      <w:proofErr w:type="gramEnd"/>
+      <w:r>
+        <w:t xml:space="preserve"> Angular Directives?</w:t>
       </w:r>
     </w:p>
     <w:p>
@@ -423,6 +527,79 @@
       <w:r>
         <w:t>Structural Directives</w:t>
       </w:r>
+      <w:r>
+        <w:t xml:space="preserve"> – Structural directives can change the DOM layout by adding &amp; removing DOM elements. All structural directives are preceded by Asterix symbol.</w:t>
+      </w:r>
+    </w:p>
+    <w:p>
+      <w:pPr>
+        <w:pStyle w:val="ListParagraph"/>
+        <w:ind w:left="360"/>
+      </w:pPr>
+      <w:r>
+        <w:t>•</w:t>
+      </w:r>
+      <w:r>
+        <w:tab/>
+      </w:r>
+      <w:proofErr w:type="spellStart"/>
+      <w:r>
+        <w:t>ngFor</w:t>
+      </w:r>
+      <w:proofErr w:type="spellEnd"/>
+      <w:r>
+        <w:t xml:space="preserve"> </w:t>
+      </w:r>
+      <w:r>
+        <w:t xml:space="preserve">&amp; </w:t>
+      </w:r>
+      <w:proofErr w:type="spellStart"/>
+      <w:r>
+        <w:t>ngFor</w:t>
+      </w:r>
+      <w:proofErr w:type="spellEnd"/>
+      <w:r>
+        <w:t xml:space="preserve"> </w:t>
+      </w:r>
+      <w:proofErr w:type="spellStart"/>
+      <w:r>
+        <w:t>Trackby</w:t>
+      </w:r>
+      <w:proofErr w:type="spellEnd"/>
+    </w:p>
+    <w:p>
+      <w:pPr>
+        <w:pStyle w:val="ListParagraph"/>
+        <w:ind w:left="360"/>
+      </w:pPr>
+      <w:r>
+        <w:t>•</w:t>
+      </w:r>
+      <w:r>
+        <w:tab/>
+      </w:r>
+      <w:proofErr w:type="spellStart"/>
+      <w:r>
+        <w:t>ngSwitch</w:t>
+      </w:r>
+      <w:proofErr w:type="spellEnd"/>
+    </w:p>
+    <w:p>
+      <w:pPr>
+        <w:pStyle w:val="ListParagraph"/>
+        <w:ind w:left="360"/>
+      </w:pPr>
+      <w:r>
+        <w:t>•</w:t>
+      </w:r>
+      <w:r>
+        <w:tab/>
+      </w:r>
+      <w:proofErr w:type="spellStart"/>
+      <w:r>
+        <w:t>ngIf</w:t>
+      </w:r>
+      <w:proofErr w:type="spellEnd"/>
     </w:p>
     <w:p>
       <w:pPr>
@@ -435,6 +612,9 @@
       <w:r>
         <w:t>Attribute Directives</w:t>
       </w:r>
+      <w:r>
+        <w:t xml:space="preserve"> – An attribute or style directive can change the appearance or behavior of an element.</w:t>
+      </w:r>
     </w:p>
     <w:p>
       <w:pPr>
@@ -444,9 +624,11 @@
           <w:numId w:val="2"/>
         </w:numPr>
       </w:pPr>
-      <w:r>
-        <w:t xml:space="preserve">ngFor </w:t>
-      </w:r>
+      <w:proofErr w:type="spellStart"/>
+      <w:r>
+        <w:t>ngModel</w:t>
+      </w:r>
+      <w:proofErr w:type="spellEnd"/>
     </w:p>
     <w:p>
       <w:pPr>
@@ -456,9 +638,11 @@
           <w:numId w:val="2"/>
         </w:numPr>
       </w:pPr>
-      <w:r>
-        <w:t>ngSwitch</w:t>
-      </w:r>
+      <w:proofErr w:type="spellStart"/>
+      <w:r>
+        <w:t>ngClass</w:t>
+      </w:r>
+      <w:proofErr w:type="spellEnd"/>
     </w:p>
     <w:p>
       <w:pPr>
@@ -468,49 +652,19 @@
           <w:numId w:val="2"/>
         </w:numPr>
       </w:pPr>
-      <w:r>
-        <w:t>ngIf</w:t>
-      </w:r>
-    </w:p>
-    <w:p>
-      <w:pPr>
-        <w:pStyle w:val="ListParagraph"/>
-        <w:numPr>
-          <w:ilvl w:val="0"/>
-          <w:numId w:val="2"/>
-        </w:numPr>
-      </w:pPr>
-      <w:r>
-        <w:t>ngClass</w:t>
-      </w:r>
-    </w:p>
-    <w:p>
-      <w:pPr>
-        <w:pStyle w:val="ListParagraph"/>
-        <w:numPr>
-          <w:ilvl w:val="0"/>
-          <w:numId w:val="2"/>
-        </w:numPr>
-      </w:pPr>
-      <w:r>
+      <w:proofErr w:type="spellStart"/>
+      <w:r>
+        <w:lastRenderedPageBreak/>
         <w:t>ngStyle</w:t>
       </w:r>
-    </w:p>
-    <w:p>
-      <w:pPr>
-        <w:pStyle w:val="ListParagraph"/>
-        <w:numPr>
-          <w:ilvl w:val="0"/>
-          <w:numId w:val="2"/>
-        </w:numPr>
-      </w:pPr>
-      <w:r>
-        <w:t>ngFor Trackby</w:t>
-      </w:r>
+      <w:proofErr w:type="spellEnd"/>
     </w:p>
     <w:p>
       <w:r>
         <w:t>Custom Directive</w:t>
+      </w:r>
+      <w:r>
+        <w:t xml:space="preserve"> – User defined directives.</w:t>
       </w:r>
     </w:p>
     <w:p>
@@ -525,17 +679,53 @@
           <w:b/>
           <w:bCs/>
         </w:rPr>
-        <w:lastRenderedPageBreak/>
         <w:t>Pipes</w:t>
       </w:r>
     </w:p>
     <w:p>
       <w:r>
-        <w:tab/>
         <w:t>Angular Pipes</w:t>
       </w:r>
     </w:p>
     <w:p>
+      <w:r>
+        <w:t>What are Angular Pipes?</w:t>
+      </w:r>
+    </w:p>
+    <w:p>
+      <w:r>
+        <w:t>Angular Pipes takes raw data as input &amp; formats or transforms the raw data into desired representation to be displayed the template.</w:t>
+      </w:r>
+    </w:p>
+    <w:p>
+      <w:r>
+        <w:t>Syntax:</w:t>
+      </w:r>
+    </w:p>
+    <w:p>
+      <w:proofErr w:type="gramStart"/>
+      <w:r>
+        <w:t>{{ value</w:t>
+      </w:r>
+      <w:proofErr w:type="gramEnd"/>
+      <w:r>
+        <w:t xml:space="preserve"> | </w:t>
+      </w:r>
+      <w:proofErr w:type="spellStart"/>
+      <w:proofErr w:type="gramStart"/>
+      <w:r>
+        <w:t>pipeName</w:t>
+      </w:r>
+      <w:proofErr w:type="spellEnd"/>
+      <w:r>
+        <w:t xml:space="preserve"> }</w:t>
+      </w:r>
+      <w:proofErr w:type="gramEnd"/>
+      <w:r>
+        <w:t>}</w:t>
+      </w:r>
+    </w:p>
+    <w:p>
       <w:pPr>
         <w:pStyle w:val="ListParagraph"/>
         <w:numPr>
@@ -556,8 +746,59 @@
         </w:numPr>
       </w:pPr>
       <w:r>
+        <w:t>String pipes</w:t>
+      </w:r>
+    </w:p>
+    <w:p>
+      <w:pPr>
+        <w:pStyle w:val="ListParagraph"/>
+        <w:numPr>
+          <w:ilvl w:val="0"/>
+          <w:numId w:val="3"/>
+        </w:numPr>
+      </w:pPr>
+      <w:r>
+        <w:t>Currency Pipe</w:t>
+      </w:r>
+    </w:p>
+    <w:p>
+      <w:pPr>
+        <w:pStyle w:val="ListParagraph"/>
+        <w:numPr>
+          <w:ilvl w:val="0"/>
+          <w:numId w:val="3"/>
+        </w:numPr>
+      </w:pPr>
+      <w:r>
+        <w:t>Number Pipes</w:t>
+      </w:r>
+    </w:p>
+    <w:p>
+      <w:pPr>
+        <w:pStyle w:val="ListParagraph"/>
+        <w:numPr>
+          <w:ilvl w:val="0"/>
+          <w:numId w:val="3"/>
+        </w:numPr>
+      </w:pPr>
+      <w:r>
+        <w:t>Json Pipe</w:t>
+      </w:r>
+    </w:p>
+    <w:p>
+      <w:pPr>
+        <w:pStyle w:val="ListParagraph"/>
+        <w:numPr>
+          <w:ilvl w:val="0"/>
+          <w:numId w:val="3"/>
+        </w:numPr>
+      </w:pPr>
+      <w:r>
         <w:t>Async Pipe</w:t>
       </w:r>
+      <w:r>
+        <w:t xml:space="preserve"> (Shall see later with APIs)</w:t>
+      </w:r>
     </w:p>
     <w:p>
       <w:pPr>
@@ -567,20 +808,35 @@
           <w:numId w:val="3"/>
         </w:numPr>
       </w:pPr>
-      <w:r>
-        <w:t>KeyValue Pipe</w:t>
-      </w:r>
-    </w:p>
-    <w:p>
-      <w:r>
-        <w:tab/>
+      <w:proofErr w:type="spellStart"/>
+      <w:r>
+        <w:t>KeyValue</w:t>
+      </w:r>
+      <w:proofErr w:type="spellEnd"/>
+      <w:r>
+        <w:t xml:space="preserve"> Pipe</w:t>
+      </w:r>
+    </w:p>
+    <w:p>
+      <w:pPr>
+        <w:pStyle w:val="ListParagraph"/>
+        <w:numPr>
+          <w:ilvl w:val="0"/>
+          <w:numId w:val="3"/>
+        </w:numPr>
+      </w:pPr>
+      <w:r>
+        <w:t>Chaining Pipes</w:t>
+      </w:r>
+    </w:p>
+    <w:p>
+      <w:r>
         <w:t>Angular Custom Pipes</w:t>
       </w:r>
     </w:p>
     <w:p>
       <w:r>
-        <w:tab/>
-        <w:t>Using Pipes in Components &amp; Services</w:t>
+        <w:t>Using Pipes in Components</w:t>
       </w:r>
     </w:p>
     <w:sectPr>
@@ -917,7 +1173,7 @@
       <w:lvlText w:val=""/>
       <w:lvlJc w:val="left"/>
       <w:pPr>
-        <w:ind w:left="360" w:hanging="360"/>
+        <w:ind w:left="720" w:hanging="360"/>
       </w:pPr>
       <w:rPr>
         <w:rFonts w:ascii="Symbol" w:hAnsi="Symbol" w:hint="default"/>
@@ -929,7 +1185,7 @@
       <w:lvlText w:val="o"/>
       <w:lvlJc w:val="left"/>
       <w:pPr>
-        <w:ind w:left="1080" w:hanging="360"/>
+        <w:ind w:left="1440" w:hanging="360"/>
       </w:pPr>
       <w:rPr>
         <w:rFonts w:ascii="Courier New" w:hAnsi="Courier New" w:cs="Courier New" w:hint="default"/>
@@ -941,7 +1197,7 @@
       <w:lvlText w:val=""/>
       <w:lvlJc w:val="left"/>
       <w:pPr>
-        <w:ind w:left="1800" w:hanging="360"/>
+        <w:ind w:left="2160" w:hanging="360"/>
       </w:pPr>
       <w:rPr>
         <w:rFonts w:ascii="Wingdings" w:hAnsi="Wingdings" w:hint="default"/>
@@ -953,7 +1209,7 @@
       <w:lvlText w:val=""/>
       <w:lvlJc w:val="left"/>
       <w:pPr>
-        <w:ind w:left="2520" w:hanging="360"/>
+        <w:ind w:left="2880" w:hanging="360"/>
       </w:pPr>
       <w:rPr>
         <w:rFonts w:ascii="Symbol" w:hAnsi="Symbol" w:hint="default"/>
@@ -965,7 +1221,7 @@
       <w:lvlText w:val="o"/>
       <w:lvlJc w:val="left"/>
       <w:pPr>
-        <w:ind w:left="3240" w:hanging="360"/>
+        <w:ind w:left="3600" w:hanging="360"/>
       </w:pPr>
       <w:rPr>
         <w:rFonts w:ascii="Courier New" w:hAnsi="Courier New" w:cs="Courier New" w:hint="default"/>
@@ -977,7 +1233,7 @@
       <w:lvlText w:val=""/>
       <w:lvlJc w:val="left"/>
       <w:pPr>
-        <w:ind w:left="3960" w:hanging="360"/>
+        <w:ind w:left="4320" w:hanging="360"/>
       </w:pPr>
       <w:rPr>
         <w:rFonts w:ascii="Wingdings" w:hAnsi="Wingdings" w:hint="default"/>
@@ -989,7 +1245,7 @@
       <w:lvlText w:val=""/>
       <w:lvlJc w:val="left"/>
       <w:pPr>
-        <w:ind w:left="4680" w:hanging="360"/>
+        <w:ind w:left="5040" w:hanging="360"/>
       </w:pPr>
       <w:rPr>
         <w:rFonts w:ascii="Symbol" w:hAnsi="Symbol" w:hint="default"/>
@@ -1001,7 +1257,7 @@
       <w:lvlText w:val="o"/>
       <w:lvlJc w:val="left"/>
       <w:pPr>
-        <w:ind w:left="5400" w:hanging="360"/>
+        <w:ind w:left="5760" w:hanging="360"/>
       </w:pPr>
       <w:rPr>
         <w:rFonts w:ascii="Courier New" w:hAnsi="Courier New" w:cs="Courier New" w:hint="default"/>
@@ -1013,7 +1269,7 @@
       <w:lvlText w:val=""/>
       <w:lvlJc w:val="left"/>
       <w:pPr>
-        <w:ind w:left="6120" w:hanging="360"/>
+        <w:ind w:left="6480" w:hanging="360"/>
       </w:pPr>
       <w:rPr>
         <w:rFonts w:ascii="Wingdings" w:hAnsi="Wingdings" w:hint="default"/>
@@ -1229,103 +1485,103 @@
       <w:lvlText w:val=""/>
       <w:lvlJc w:val="left"/>
       <w:pPr>
+        <w:ind w:left="360" w:hanging="360"/>
+      </w:pPr>
+      <w:rPr>
+        <w:rFonts w:ascii="Symbol" w:hAnsi="Symbol" w:hint="default"/>
+      </w:rPr>
+    </w:lvl>
+    <w:lvl w:ilvl="1" w:tplc="40090003">
+      <w:start w:val="1"/>
+      <w:numFmt w:val="bullet"/>
+      <w:lvlText w:val="o"/>
+      <w:lvlJc w:val="left"/>
+      <w:pPr>
         <w:ind w:left="1080" w:hanging="360"/>
       </w:pPr>
       <w:rPr>
+        <w:rFonts w:ascii="Courier New" w:hAnsi="Courier New" w:cs="Courier New" w:hint="default"/>
+      </w:rPr>
+    </w:lvl>
+    <w:lvl w:ilvl="2" w:tplc="40090005">
+      <w:start w:val="1"/>
+      <w:numFmt w:val="bullet"/>
+      <w:lvlText w:val=""/>
+      <w:lvlJc w:val="left"/>
+      <w:pPr>
+        <w:ind w:left="1800" w:hanging="360"/>
+      </w:pPr>
+      <w:rPr>
+        <w:rFonts w:ascii="Wingdings" w:hAnsi="Wingdings" w:hint="default"/>
+      </w:rPr>
+    </w:lvl>
+    <w:lvl w:ilvl="3" w:tplc="40090001" w:tentative="1">
+      <w:start w:val="1"/>
+      <w:numFmt w:val="bullet"/>
+      <w:lvlText w:val=""/>
+      <w:lvlJc w:val="left"/>
+      <w:pPr>
+        <w:ind w:left="2520" w:hanging="360"/>
+      </w:pPr>
+      <w:rPr>
         <w:rFonts w:ascii="Symbol" w:hAnsi="Symbol" w:hint="default"/>
       </w:rPr>
     </w:lvl>
-    <w:lvl w:ilvl="1" w:tplc="40090003">
+    <w:lvl w:ilvl="4" w:tplc="40090003" w:tentative="1">
       <w:start w:val="1"/>
       <w:numFmt w:val="bullet"/>
       <w:lvlText w:val="o"/>
       <w:lvlJc w:val="left"/>
       <w:pPr>
-        <w:ind w:left="1800" w:hanging="360"/>
+        <w:ind w:left="3240" w:hanging="360"/>
       </w:pPr>
       <w:rPr>
         <w:rFonts w:ascii="Courier New" w:hAnsi="Courier New" w:cs="Courier New" w:hint="default"/>
       </w:rPr>
     </w:lvl>
-    <w:lvl w:ilvl="2" w:tplc="40090005">
+    <w:lvl w:ilvl="5" w:tplc="40090005" w:tentative="1">
       <w:start w:val="1"/>
       <w:numFmt w:val="bullet"/>
       <w:lvlText w:val=""/>
       <w:lvlJc w:val="left"/>
       <w:pPr>
-        <w:ind w:left="2520" w:hanging="360"/>
+        <w:ind w:left="3960" w:hanging="360"/>
       </w:pPr>
       <w:rPr>
         <w:rFonts w:ascii="Wingdings" w:hAnsi="Wingdings" w:hint="default"/>
       </w:rPr>
     </w:lvl>
-    <w:lvl w:ilvl="3" w:tplc="40090001" w:tentative="1">
+    <w:lvl w:ilvl="6" w:tplc="40090001" w:tentative="1">
       <w:start w:val="1"/>
       <w:numFmt w:val="bullet"/>
       <w:lvlText w:val=""/>
       <w:lvlJc w:val="left"/>
       <w:pPr>
-        <w:ind w:left="3240" w:hanging="360"/>
+        <w:ind w:left="4680" w:hanging="360"/>
       </w:pPr>
       <w:rPr>
         <w:rFonts w:ascii="Symbol" w:hAnsi="Symbol" w:hint="default"/>
       </w:rPr>
     </w:lvl>
-    <w:lvl w:ilvl="4" w:tplc="40090003" w:tentative="1">
+    <w:lvl w:ilvl="7" w:tplc="40090003" w:tentative="1">
       <w:start w:val="1"/>
       <w:numFmt w:val="bullet"/>
       <w:lvlText w:val="o"/>
       <w:lvlJc w:val="left"/>
       <w:pPr>
-        <w:ind w:left="3960" w:hanging="360"/>
+        <w:ind w:left="5400" w:hanging="360"/>
       </w:pPr>
       <w:rPr>
         <w:rFonts w:ascii="Courier New" w:hAnsi="Courier New" w:cs="Courier New" w:hint="default"/>
       </w:rPr>
     </w:lvl>
-    <w:lvl w:ilvl="5" w:tplc="40090005" w:tentative="1">
+    <w:lvl w:ilvl="8" w:tplc="40090005" w:tentative="1">
       <w:start w:val="1"/>
       <w:numFmt w:val="bullet"/>
       <w:lvlText w:val=""/>
       <w:lvlJc w:val="left"/>
       <w:pPr>
-        <w:ind w:left="4680" w:hanging="360"/>
-      </w:pPr>
-      <w:rPr>
-        <w:rFonts w:ascii="Wingdings" w:hAnsi="Wingdings" w:hint="default"/>
-      </w:rPr>
-    </w:lvl>
-    <w:lvl w:ilvl="6" w:tplc="40090001" w:tentative="1">
-      <w:start w:val="1"/>
-      <w:numFmt w:val="bullet"/>
-      <w:lvlText w:val=""/>
-      <w:lvlJc w:val="left"/>
-      <w:pPr>
-        <w:ind w:left="5400" w:hanging="360"/>
-      </w:pPr>
-      <w:rPr>
-        <w:rFonts w:ascii="Symbol" w:hAnsi="Symbol" w:hint="default"/>
-      </w:rPr>
-    </w:lvl>
-    <w:lvl w:ilvl="7" w:tplc="40090003" w:tentative="1">
-      <w:start w:val="1"/>
-      <w:numFmt w:val="bullet"/>
-      <w:lvlText w:val="o"/>
-      <w:lvlJc w:val="left"/>
-      <w:pPr>
         <w:ind w:left="6120" w:hanging="360"/>
-      </w:pPr>
-      <w:rPr>
-        <w:rFonts w:ascii="Courier New" w:hAnsi="Courier New" w:cs="Courier New" w:hint="default"/>
-      </w:rPr>
-    </w:lvl>
-    <w:lvl w:ilvl="8" w:tplc="40090005" w:tentative="1">
-      <w:start w:val="1"/>
-      <w:numFmt w:val="bullet"/>
-      <w:lvlText w:val=""/>
-      <w:lvlJc w:val="left"/>
-      <w:pPr>
-        <w:ind w:left="6840" w:hanging="360"/>
       </w:pPr>
       <w:rPr>
         <w:rFonts w:ascii="Wingdings" w:hAnsi="Wingdings" w:hint="default"/>
